--- a/documentation/files/donnees/guide_odd_publication.docx
+++ b/documentation/files/donnees/guide_odd_publication.docx
@@ -1438,7 +1438,7 @@
         <w:rPr>
           <w:rStyle w:val="Hyperlink"/>
         </w:rPr>
-        <w:instrText xml:space="preserve"> HYPERLINK "https://github.com/ragbx/rbx-bnr-data/blob/dev/documentation/files/donnees/dao_daogrp.md" \l "grammaire-des-role"</w:instrText>
+        <w:instrText xml:space="preserve"> HYPERLINK "https://github.com/ragbx/rbx-bnr-data/blob/main/documentation/files/donnees/dao_daogrp.md" \l "grammaire-des-role"</w:instrText>
       </w:r>
       <w:r>
         <w:rPr>

--- a/documentation/files/donnees/guide_odd_publication.docx
+++ b/documentation/files/donnees/guide_odd_publication.docx
@@ -15,7 +15,7 @@
         <w:rPr>
           <w:sz w:val="44"/>
         </w:rPr>
-        <w:t xml:space="preserve">Corriger un lien d'un IR via </w:t>
+        <w:t xml:space="preserve">Corriger un lien d'un IR via l'élément </w:t>
       </w:r>
       <w:r>
         <w:rPr>
@@ -135,7 +135,7 @@
       </w:pPr>
       <w:r>
         <w:rPr/>
-        <w:t xml:space="preserve">1. Le principe : </w:t>
+        <w:t xml:space="preserve">1. Le principe : l'élément </w:t>
       </w:r>
       <w:r>
         <w:rPr>
@@ -157,7 +157,7 @@
       </w:pPr>
       <w:r>
         <w:rPr/>
-        <w:t xml:space="preserve">Sur un </w:t>
+        <w:t xml:space="preserve">Sur un élément </w:t>
       </w:r>
       <w:r>
         <w:rPr>
@@ -189,7 +189,7 @@
       </w:pPr>
       <w:r>
         <w:rPr/>
-        <w:t xml:space="preserve">un </w:t>
+        <w:t xml:space="preserve">un élément </w:t>
       </w:r>
       <w:r>
         <w:rPr>
@@ -199,7 +199,7 @@
       </w:r>
       <w:r>
         <w:rPr/>
-        <w:t xml:space="preserve"> (lien unique) ou un </w:t>
+        <w:t xml:space="preserve"> (lien unique) ou un élément </w:t>
       </w:r>
       <w:r>
         <w:rPr>
@@ -209,7 +209,7 @@
       </w:r>
       <w:r>
         <w:rPr/>
-        <w:t xml:space="preserve"> (plusieurs </w:t>
+        <w:t xml:space="preserve"> (plusieurs éléments </w:t>
       </w:r>
       <w:r>
         <w:rPr>
@@ -219,17 +219,7 @@
       </w:r>
       <w:r>
         <w:rPr/>
-        <w:t xml:space="preserve">) : la structure XML </w:t>
-      </w:r>
-      <w:r>
-        <w:rPr>
-          <w:rStyle w:val="Strong"/>
-        </w:rPr>
-        <w:t>réellement utilisée</w:t>
-      </w:r>
-      <w:r>
-        <w:rPr/>
-        <w:t xml:space="preserve"> par Mnesys pour afficher les liens ; </w:t>
+        <w:t xml:space="preserve">) : la structure XML réellement utilisée par l'EAD pour stocker les liens ; </w:t>
       </w:r>
     </w:p>
     <w:p>
@@ -250,7 +240,7 @@
       </w:pPr>
       <w:r>
         <w:rPr/>
-        <w:t xml:space="preserve">juste après, un </w:t>
+        <w:t xml:space="preserve">juste après, un élément </w:t>
       </w:r>
       <w:r>
         <w:rPr>
@@ -266,11 +256,11 @@
         <w:rPr>
           <w:rStyle w:val="Strong"/>
         </w:rPr>
-        <w:t>résume ces mêmes liens en texte lisible</w:t>
-      </w:r>
-      <w:r>
-        <w:rPr/>
-        <w:t xml:space="preserve">, un </w:t>
+        <w:t>reprend ces mêmes liens en texte lisible</w:t>
+      </w:r>
+      <w:r>
+        <w:rPr/>
+        <w:t xml:space="preserve">, chaque lien se trouvant dans un élément </w:t>
       </w:r>
       <w:r>
         <w:rPr>
@@ -280,7 +270,7 @@
       </w:r>
       <w:r>
         <w:rPr/>
-        <w:t xml:space="preserve"> par lien. </w:t>
+        <w:t xml:space="preserve">. </w:t>
       </w:r>
     </w:p>
     <w:p>
@@ -294,7 +284,7 @@
         <w:rPr>
           <w:rStyle w:val="Strong"/>
         </w:rPr>
-        <w:t xml:space="preserve">On ne corrige jamais le </w:t>
+        <w:t xml:space="preserve">On ne corrige jamais les éléments </w:t>
       </w:r>
       <w:r>
         <w:rPr>
@@ -318,7 +308,7 @@
         <w:rPr>
           <w:rStyle w:val="Strong"/>
         </w:rPr>
-        <w:t xml:space="preserve"> directement : on corrige le </w:t>
+        <w:t xml:space="preserve"> directement : on corrige l'élément </w:t>
       </w:r>
       <w:r>
         <w:rPr>
@@ -348,38 +338,6 @@
     </w:p>
     <w:p>
       <w:pPr>
-        <w:pStyle w:val="BodyText"/>
-        <w:bidi w:val="0"/>
-        <w:jc w:val="left"/>
-        <w:rPr/>
-      </w:pPr>
-      <w:r>
-        <w:rPr/>
-        <w:t xml:space="preserve">Pourquoi passer par le </w:t>
-      </w:r>
-      <w:r>
-        <w:rPr>
-          <w:rStyle w:val="Textesource"/>
-        </w:rPr>
-        <w:t>&lt;odd&gt;</w:t>
-      </w:r>
-      <w:r>
-        <w:rPr/>
-        <w:t xml:space="preserve"> plutôt que d'éditer le </w:t>
-      </w:r>
-      <w:r>
-        <w:rPr>
-          <w:rStyle w:val="Textesource"/>
-        </w:rPr>
-        <w:t>&lt;daogrp&gt;</w:t>
-      </w:r>
-      <w:r>
-        <w:rPr/>
-        <w:t xml:space="preserve"> directement ? Parce que c'est du texte simple, sans risque de casser une balise XML, et parce que ça garde une trace lisible de l'état voulu — utile pour relire ou faire relire une notice sans connaître le XML.</w:t>
-      </w:r>
-    </w:p>
-    <w:p>
-      <w:pPr>
         <w:pStyle w:val="Lignehorizontale"/>
         <w:bidi w:val="0"/>
         <w:jc w:val="left"/>
@@ -434,7 +392,7 @@
         <w:rPr>
           <w:rStyle w:val="Strong"/>
         </w:rPr>
-        <w:t xml:space="preserve">Corriger le </w:t>
+        <w:t xml:space="preserve">Corriger l'élément </w:t>
       </w:r>
       <w:r>
         <w:rPr>
@@ -488,7 +446,7 @@
       </w:r>
       <w:r>
         <w:rPr/>
-        <w:t xml:space="preserve"> sur ce fichier exporté : elle répercute la correction du </w:t>
+        <w:t xml:space="preserve"> sur ce fichier exporté : elle répercute la correction de l'élément </w:t>
       </w:r>
       <w:r>
         <w:rPr>
@@ -498,7 +456,7 @@
       </w:r>
       <w:r>
         <w:rPr/>
-        <w:t xml:space="preserve"> sur le </w:t>
+        <w:t xml:space="preserve"> sur l'élément </w:t>
       </w:r>
       <w:r>
         <w:rPr>
@@ -567,7 +525,7 @@
       </w:pPr>
       <w:r>
         <w:rPr/>
-        <w:t xml:space="preserve">Tant que les étapes 2 et 3 n'ont pas été faites, le </w:t>
+        <w:t xml:space="preserve">Tant que les étapes 2 et 3 n'ont pas été faites, l'élément </w:t>
       </w:r>
       <w:r>
         <w:rPr>
@@ -597,7 +555,7 @@
       </w:r>
       <w:r>
         <w:rPr/>
-        <w:t xml:space="preserve"> la correction du </w:t>
+        <w:t xml:space="preserve"> la correction de l'élément </w:t>
       </w:r>
       <w:r>
         <w:rPr>
@@ -607,7 +565,7 @@
       </w:r>
       <w:r>
         <w:rPr/>
-        <w:t> : c'est normal, la synchronisation ne se fait pas en direct.</w:t>
+        <w:t> : la synchronisation ne se fait pas en direct.</w:t>
       </w:r>
     </w:p>
     <w:p>
@@ -630,7 +588,7 @@
       </w:pPr>
       <w:r>
         <w:rPr/>
-        <w:t xml:space="preserve">3. Étape 1 — corriger le </w:t>
+        <w:t xml:space="preserve">3. Étape 1 — corriger l'élément </w:t>
       </w:r>
       <w:r>
         <w:rPr>
@@ -652,7 +610,7 @@
       </w:pPr>
       <w:r>
         <w:rPr/>
-        <w:t xml:space="preserve">Chaque lien tient sur un </w:t>
+        <w:t xml:space="preserve">Chaque lien tient sur un élément </w:t>
       </w:r>
       <w:r>
         <w:rPr>
@@ -1419,7 +1377,7 @@
       </w:pPr>
       <w:r>
         <w:rPr/>
-        <w:t>Détail complet de cette grammaire (</w:t>
+        <w:t>Détail complet de cette syntaxe (</w:t>
       </w:r>
       <w:r>
         <w:rPr>
@@ -1528,7 +1486,7 @@
         <w:rPr>
           <w:rStyle w:val="Textesource"/>
         </w:rPr>
-        <w:t>&lt;p&gt;role href&lt;/p&gt;</w:t>
+        <w:t>role href</w:t>
       </w:r>
       <w:r>
         <w:rPr/>
@@ -1538,7 +1496,7 @@
         <w:rPr>
           <w:rStyle w:val="Textesource"/>
         </w:rPr>
-        <w:t>&lt;p&gt;role href audience&lt;/p&gt;</w:t>
+        <w:t>role href audience</w:t>
       </w:r>
       <w:r>
         <w:rPr/>
@@ -1570,17 +1528,7 @@
       </w:r>
       <w:r>
         <w:rPr/>
-        <w:t xml:space="preserve"> : supprimer la ligne </w:t>
-      </w:r>
-      <w:r>
-        <w:rPr>
-          <w:rStyle w:val="Textesource"/>
-        </w:rPr>
-        <w:t>&lt;p&gt;</w:t>
-      </w:r>
-      <w:r>
-        <w:rPr/>
-        <w:t xml:space="preserve"> correspondante. </w:t>
+        <w:t xml:space="preserve"> : supprimer la ligne correspondante. </w:t>
       </w:r>
     </w:p>
     <w:p>
@@ -1765,7 +1713,7 @@
       </w:r>
       <w:r>
         <w:rPr/>
-        <w:t xml:space="preserve"> (l'app le supprimera au passage suivant, puisqu'il n'est plus dans le </w:t>
+        <w:t xml:space="preserve"> (l'app le supprimera au passage suivant, puisqu'il n'est plus dans l'élément </w:t>
       </w:r>
       <w:r>
         <w:rPr>
@@ -1868,7 +1816,7 @@
       </w:r>
       <w:r>
         <w:rPr/>
-        <w:t xml:space="preserve"> le </w:t>
+        <w:t xml:space="preserve"> l'élément </w:t>
       </w:r>
       <w:r>
         <w:rPr>
@@ -1878,7 +1826,7 @@
       </w:r>
       <w:r>
         <w:rPr/>
-        <w:t xml:space="preserve">. Le </w:t>
+        <w:t xml:space="preserve">. L'élément </w:t>
       </w:r>
       <w:r>
         <w:rPr>
@@ -1898,7 +1846,7 @@
       </w:r>
       <w:r>
         <w:rPr/>
-        <w:t xml:space="preserve"> est régénéré par l'app à partir du </w:t>
+        <w:t xml:space="preserve"> est régénéré par l'app à partir de l'élément </w:t>
       </w:r>
       <w:r>
         <w:rPr>
@@ -1963,17 +1911,7 @@
       </w:r>
       <w:r>
         <w:rPr/>
-        <w:t xml:space="preserve"> (pas seulement le </w:t>
-      </w:r>
-      <w:r>
-        <w:rPr>
-          <w:rStyle w:val="Textesource"/>
-        </w:rPr>
-        <w:t>&lt;c&gt;</w:t>
-      </w:r>
-      <w:r>
-        <w:rPr/>
-        <w:t xml:space="preserve"> corrigé) au format XML EAD standard, et récupérer le fichier téléchargé. </w:t>
+        <w:t xml:space="preserve"> et récupérer le fichier téléchargé. </w:t>
       </w:r>
     </w:p>
     <w:p>
@@ -2176,7 +2114,7 @@
       </w:pPr>
       <w:r>
         <w:rPr/>
-        <w:t xml:space="preserve">Lire le journal : il indique combien de </w:t>
+        <w:t xml:space="preserve">Lire le journal : il indique combien d'éléments </w:t>
       </w:r>
       <w:r>
         <w:rPr>
@@ -2186,7 +2124,7 @@
       </w:r>
       <w:r>
         <w:rPr/>
-        <w:t xml:space="preserve"> ont un </w:t>
+        <w:t xml:space="preserve"> ont un élément </w:t>
       </w:r>
       <w:r>
         <w:rPr>
@@ -2341,7 +2279,7 @@
       </w:pPr>
       <w:r>
         <w:rPr/>
-        <w:t xml:space="preserve">Avant réimport, on peut ouvrir le fichier de sortie et vérifier le </w:t>
+        <w:t xml:space="preserve">Avant réimport, on peut ouvrir le fichier de sortie et vérifier l'élément </w:t>
       </w:r>
       <w:r>
         <w:rPr>
@@ -2351,7 +2289,7 @@
       </w:r>
       <w:r>
         <w:rPr/>
-        <w:t xml:space="preserve"> du </w:t>
+        <w:t xml:space="preserve"> de l'élément </w:t>
       </w:r>
       <w:r>
         <w:rPr>
@@ -2361,7 +2299,7 @@
       </w:r>
       <w:r>
         <w:rPr/>
-        <w:t xml:space="preserve"> corrigé : le lien doit refléter exactement le </w:t>
+        <w:t xml:space="preserve"> corrigé : le lien doit refléter exactement l'élément </w:t>
       </w:r>
       <w:r>
         <w:rPr>
@@ -2403,7 +2341,7 @@
       </w:r>
       <w:r>
         <w:rPr/>
-        <w:t xml:space="preserve">) : c'est le signe que le </w:t>
+        <w:t xml:space="preserve">) : c'est le signe que l'élément </w:t>
       </w:r>
       <w:r>
         <w:rPr>
@@ -2423,7 +2361,7 @@
       </w:r>
       <w:r>
         <w:rPr/>
-        <w:t xml:space="preserve"> est bien aligné sur le </w:t>
+        <w:t xml:space="preserve"> est bien aligné sur l'élément </w:t>
       </w:r>
       <w:r>
         <w:rPr>
@@ -2607,7 +2545,7 @@
       </w:hyperlink>
       <w:r>
         <w:rPr/>
-        <w:t xml:space="preserve"> — étape 10, génération initiale du </w:t>
+        <w:t xml:space="preserve"> — étape 10, génération initiale de l'élément </w:t>
       </w:r>
       <w:r>
         <w:rPr>
@@ -2617,7 +2555,7 @@
       </w:r>
       <w:r>
         <w:rPr/>
-        <w:t xml:space="preserve"> à partir du </w:t>
+        <w:t xml:space="preserve"> à partir de l'élément </w:t>
       </w:r>
       <w:r>
         <w:rPr>

--- a/documentation/files/donnees/guide_odd_publication.docx
+++ b/documentation/files/donnees/guide_odd_publication.docx
@@ -24,12 +24,6 @@
         </w:rPr>
         <w:t>&lt;odd&gt;</w:t>
       </w:r>
-      <w:r>
-        <w:rPr>
-          <w:sz w:val="44"/>
-        </w:rPr>
-        <w:t xml:space="preserve"> : guide pratique</w:t>
-      </w:r>
     </w:p>
     <w:p>
       <w:pPr>
@@ -40,7 +34,7 @@
       </w:pPr>
       <w:r>
         <w:rPr/>
-        <w:t xml:space="preserve">Ce guide s'adresse à qui doit </w:t>
+        <w:t xml:space="preserve">Ce document explique comment </w:t>
       </w:r>
       <w:r>
         <w:rPr>
@@ -1285,6 +1279,69 @@
               <w:rPr>
                 <w:rStyle w:val="Textesource"/>
               </w:rPr>
+              <w:t>access:ocr_alto</w:t>
+            </w:r>
+            <w:r>
+              <w:rPr/>
+              <w:t xml:space="preserve"> / </w:t>
+            </w:r>
+            <w:r>
+              <w:rPr>
+                <w:rStyle w:val="Textesource"/>
+              </w:rPr>
+              <w:t>preservation:ocr_alto</w:t>
+            </w:r>
+          </w:p>
+        </w:tc>
+        <w:tc>
+          <w:tcPr>
+            <w:tcW w:w="4050" w:type="dxa"/>
+            <w:tcBorders>
+              <w:left w:val="single" w:sz="2" w:space="0" w:color="808080"/>
+              <w:bottom w:val="single" w:sz="2" w:space="0" w:color="808080"/>
+              <w:right w:val="single" w:sz="6" w:space="0" w:color="808080"/>
+            </w:tcBorders>
+            <w:vAlign w:val="center"/>
+          </w:tcPr>
+          <w:p>
+            <w:pPr>
+              <w:pStyle w:val="Contenudetableau"/>
+              <w:bidi w:val="0"/>
+              <w:spacing w:before="0" w:after="283"/>
+              <w:jc w:val="left"/>
+              <w:rPr/>
+            </w:pPr>
+            <w:r>
+              <w:rPr/>
+              <w:t>Fichier ALTO d'océrisation de diffusion / conservation</w:t>
+            </w:r>
+          </w:p>
+        </w:tc>
+      </w:tr>
+      <w:tr>
+        <w:trPr/>
+        <w:tc>
+          <w:tcPr>
+            <w:tcW w:w="5300" w:type="dxa"/>
+            <w:tcBorders>
+              <w:left w:val="single" w:sz="6" w:space="0" w:color="808080"/>
+              <w:bottom w:val="single" w:sz="2" w:space="0" w:color="808080"/>
+              <w:right w:val="single" w:sz="6" w:space="0" w:color="808080"/>
+            </w:tcBorders>
+            <w:vAlign w:val="center"/>
+          </w:tcPr>
+          <w:p>
+            <w:pPr>
+              <w:pStyle w:val="Contenudetableau"/>
+              <w:bidi w:val="0"/>
+              <w:spacing w:before="0" w:after="283"/>
+              <w:jc w:val="left"/>
+              <w:rPr/>
+            </w:pPr>
+            <w:r>
+              <w:rPr>
+                <w:rStyle w:val="Textesource"/>
+              </w:rPr>
               <w:t>publication:current</w:t>
             </w:r>
           </w:p>
@@ -1440,7 +1497,7 @@
       </w:r>
       <w:r>
         <w:rPr/>
-        <w:t xml:space="preserve"> par l'app : elle peut donc aussi servir de note éditoriale ordinaire, sans risque qu'elle soit prise pour un lien.</w:t>
+        <w:t xml:space="preserve"> par l'application : elle peut donc aussi servir de note éditoriale ordinaire, sans risque qu'elle soit prise pour un lien.</w:t>
       </w:r>
     </w:p>
     <w:p>
@@ -1713,7 +1770,7 @@
       </w:r>
       <w:r>
         <w:rPr/>
-        <w:t xml:space="preserve"> (l'app le supprimera au passage suivant, puisqu'il n'est plus dans l'élément </w:t>
+        <w:t xml:space="preserve"> (l'application le supprimera au passage suivant, puisqu'il n'est plus dans l'élément </w:t>
       </w:r>
       <w:r>
         <w:rPr>
@@ -1846,7 +1903,7 @@
       </w:r>
       <w:r>
         <w:rPr/>
-        <w:t xml:space="preserve"> est régénéré par l'app à partir de l'élément </w:t>
+        <w:t xml:space="preserve"> est régénéré par l'application à partir de l'élément </w:t>
       </w:r>
       <w:r>
         <w:rPr>
@@ -2041,7 +2098,7 @@
       </w:r>
       <w:r>
         <w:rPr/>
-        <w:t xml:space="preserve"> que celui qui a été exporté. L'app suggère par défaut </w:t>
+        <w:t xml:space="preserve"> que celui qui a été exporté. L'application suggère par défaut </w:t>
       </w:r>
       <w:r>
         <w:rPr>
@@ -2223,7 +2280,7 @@
       </w:pPr>
       <w:r>
         <w:rPr/>
-        <w:t>Réimporter dans Mnesys le fichier produit par l'app (celui dont le nom a été aligné sur le fichier exporté à l'étape 2).</w:t>
+        <w:t>Réimporter dans Mnesys le fichier produit par l'application (celui dont le nom a été aligné sur le fichier exporté à l'étape 2).</w:t>
       </w:r>
     </w:p>
     <w:p>
@@ -2257,7 +2314,7 @@
       </w:pPr>
       <w:r>
         <w:rPr/>
-        <w:t xml:space="preserve">Les compteurs affichés dans le journal de l'app doivent correspondre à ce que vous attendiez (un ajout et une suppression pour un rôle changé, par exemple — voir « changer le rôle » ci-dessus). </w:t>
+        <w:t xml:space="preserve">Les compteurs affichés dans le journal de l'application doivent correspondre à ce que vous attendiez (un ajout et une suppression pour un rôle changé, par exemple — voir « changer le rôle » ci-dessus). </w:t>
       </w:r>
     </w:p>
     <w:p>
@@ -2490,7 +2547,7 @@
           <w:tab w:val="left" w:pos="709" w:leader="none"/>
         </w:tabs>
         <w:bidi w:val="0"/>
-        <w:spacing w:before="0" w:after="0"/>
+        <w:spacing w:before="0" w:after="283"/>
         <w:ind w:hanging="283" w:left="709"/>
         <w:jc w:val="left"/>
         <w:rPr/>
@@ -2516,66 +2573,6 @@
       <w:r>
         <w:rPr/>
         <w:t xml:space="preserve">). </w:t>
-      </w:r>
-    </w:p>
-    <w:p>
-      <w:pPr>
-        <w:pStyle w:val="BodyText"/>
-        <w:numPr>
-          <w:ilvl w:val="0"/>
-          <w:numId w:val="8"/>
-        </w:numPr>
-        <w:tabs>
-          <w:tab w:val="clear" w:pos="1134"/>
-          <w:tab w:val="left" w:pos="709" w:leader="none"/>
-        </w:tabs>
-        <w:bidi w:val="0"/>
-        <w:spacing w:before="0" w:after="283"/>
-        <w:ind w:hanging="283" w:left="709"/>
-        <w:jc w:val="left"/>
-        <w:rPr/>
-      </w:pPr>
-      <w:hyperlink r:id="rId7">
-        <w:r>
-          <w:rPr>
-            <w:rStyle w:val="Hyperlink"/>
-          </w:rPr>
-          <w:t>ead_bnr2mnesys.py</w:t>
-        </w:r>
-      </w:hyperlink>
-      <w:r>
-        <w:rPr/>
-        <w:t xml:space="preserve"> — étape 10, génération initiale de l'élément </w:t>
-      </w:r>
-      <w:r>
-        <w:rPr>
-          <w:rStyle w:val="Textesource"/>
-        </w:rPr>
-        <w:t>&lt;odd&gt;</w:t>
-      </w:r>
-      <w:r>
-        <w:rPr/>
-        <w:t xml:space="preserve"> à partir de l'élément </w:t>
-      </w:r>
-      <w:r>
-        <w:rPr>
-          <w:rStyle w:val="Textesource"/>
-        </w:rPr>
-        <w:t>&lt;dao&gt;</w:t>
-      </w:r>
-      <w:r>
-        <w:rPr/>
-        <w:t>/</w:t>
-      </w:r>
-      <w:r>
-        <w:rPr>
-          <w:rStyle w:val="Textesource"/>
-        </w:rPr>
-        <w:t>&lt;daogrp&gt;</w:t>
-      </w:r>
-      <w:r>
-        <w:rPr/>
-        <w:t xml:space="preserve">, lors de la première transformation d'un IR (avant son premier import dans Mnesys). </w:t>
       </w:r>
     </w:p>
     <w:sectPr>
